--- a/network/file/计算机网络课程总结报告表.docx
+++ b/network/file/计算机网络课程总结报告表.docx
@@ -628,7 +628,7 @@
           <w:rFonts w:hint="eastAsia"/>
           <w:sz w:val="24"/>
         </w:rPr>
-        <w:t>七</w:t>
+        <w:t>一二</w:t>
       </w:r>
       <w:r>
         <w:rPr>
@@ -733,7 +733,7 @@
                 <w:rFonts w:hint="eastAsia"/>
                 <w:sz w:val="24"/>
               </w:rPr>
-              <w:t>本次计算机网络课程试卷知识覆盖面较广，涵盖</w:t>
+              <w:t>计算机网络课程试卷知识覆盖面较广，涵盖</w:t>
             </w:r>
             <w:r>
               <w:rPr>
@@ -747,6 +747,13 @@
                 <w:rFonts w:hint="eastAsia"/>
                 <w:sz w:val="24"/>
               </w:rPr>
+              <w:t>开发参考</w:t>
+            </w:r>
+            <w:r>
+              <w:rPr>
+                <w:rFonts w:hint="eastAsia"/>
+                <w:sz w:val="24"/>
+              </w:rPr>
               <w:t>模型、</w:t>
             </w:r>
             <w:r>
@@ -754,6 +761,13 @@
                 <w:rFonts w:hint="eastAsia"/>
                 <w:sz w:val="24"/>
               </w:rPr>
+              <w:t>传输媒介、</w:t>
+            </w:r>
+            <w:r>
+              <w:rPr>
+                <w:rFonts w:hint="eastAsia"/>
+                <w:sz w:val="24"/>
+              </w:rPr>
               <w:t>TCP/IP</w:t>
             </w:r>
             <w:r>
@@ -761,6 +775,13 @@
                 <w:rFonts w:hint="eastAsia"/>
                 <w:sz w:val="24"/>
               </w:rPr>
+              <w:t>传输控制</w:t>
+            </w:r>
+            <w:r>
+              <w:rPr>
+                <w:rFonts w:hint="eastAsia"/>
+                <w:sz w:val="24"/>
+              </w:rPr>
               <w:t>协议、</w:t>
             </w:r>
             <w:r>
@@ -775,7 +796,63 @@
                 <w:rFonts w:hint="eastAsia"/>
                 <w:sz w:val="24"/>
               </w:rPr>
-              <w:t>编址、路由算法、差错控制等核心内容，符合教学大纲要求。</w:t>
+              <w:t>地址及运用</w:t>
+            </w:r>
+            <w:r>
+              <w:rPr>
+                <w:rFonts w:hint="eastAsia"/>
+                <w:sz w:val="24"/>
+              </w:rPr>
+              <w:t>、路由算法</w:t>
+            </w:r>
+            <w:r>
+              <w:rPr>
+                <w:rFonts w:hint="eastAsia"/>
+                <w:sz w:val="24"/>
+              </w:rPr>
+              <w:t>运用及分析</w:t>
+            </w:r>
+            <w:r>
+              <w:rPr>
+                <w:rFonts w:hint="eastAsia"/>
+                <w:sz w:val="24"/>
+              </w:rPr>
+              <w:t>、差错控制</w:t>
+            </w:r>
+            <w:r>
+              <w:rPr>
+                <w:rFonts w:hint="eastAsia"/>
+                <w:sz w:val="24"/>
+              </w:rPr>
+              <w:t>、应用层常见服务</w:t>
+            </w:r>
+            <w:r>
+              <w:rPr>
+                <w:rFonts w:hint="eastAsia"/>
+                <w:sz w:val="24"/>
+              </w:rPr>
+              <w:t>及</w:t>
+            </w:r>
+            <w:r>
+              <w:rPr>
+                <w:rFonts w:hint="eastAsia"/>
+                <w:sz w:val="24"/>
+              </w:rPr>
+              <w:t>无线</w:t>
+            </w:r>
+            <w:r>
+              <w:rPr>
+                <w:rFonts w:hint="eastAsia"/>
+                <w:sz w:val="24"/>
+              </w:rPr>
+              <w:t>网络基础</w:t>
+            </w:r>
+            <w:r>
+              <w:rPr>
+                <w:rFonts w:hint="eastAsia"/>
+                <w:sz w:val="24"/>
+              </w:rPr>
+              <w:t>等核心内容，符合教学大纲要求。</w:t>
             </w:r>
           </w:p>
           <w:p>
@@ -791,7 +868,107 @@
                 <w:rFonts w:hint="eastAsia"/>
                 <w:sz w:val="24"/>
               </w:rPr>
-              <w:t>成绩分布呈正态趋势，中等成绩（</w:t>
+              <w:t>试卷含</w:t>
+            </w:r>
+            <w:r>
+              <w:rPr>
+                <w:rFonts w:hint="eastAsia"/>
+                <w:sz w:val="24"/>
+              </w:rPr>
+              <w:t>20</w:t>
+            </w:r>
+            <w:r>
+              <w:rPr>
+                <w:rFonts w:hint="eastAsia"/>
+                <w:sz w:val="24"/>
+              </w:rPr>
+              <w:t>道单项选择、</w:t>
+            </w:r>
+            <w:r>
+              <w:rPr>
+                <w:rFonts w:hint="eastAsia"/>
+                <w:sz w:val="24"/>
+              </w:rPr>
+              <w:t>10</w:t>
+            </w:r>
+            <w:r>
+              <w:rPr>
+                <w:rFonts w:hint="eastAsia"/>
+                <w:sz w:val="24"/>
+              </w:rPr>
+              <w:t>道判断、</w:t>
+            </w:r>
+            <w:r>
+              <w:rPr>
+                <w:rFonts w:hint="eastAsia"/>
+                <w:sz w:val="24"/>
+              </w:rPr>
+              <w:t>5</w:t>
+            </w:r>
+            <w:r>
+              <w:rPr>
+                <w:rFonts w:hint="eastAsia"/>
+                <w:sz w:val="24"/>
+              </w:rPr>
+              <w:t>道名词解释、</w:t>
+            </w:r>
+            <w:r>
+              <w:rPr>
+                <w:rFonts w:hint="eastAsia"/>
+                <w:sz w:val="24"/>
+              </w:rPr>
+              <w:t>5</w:t>
+            </w:r>
+            <w:r>
+              <w:rPr>
+                <w:rFonts w:hint="eastAsia"/>
+                <w:sz w:val="24"/>
+              </w:rPr>
+              <w:t>道简答和</w:t>
+            </w:r>
+            <w:r>
+              <w:rPr>
+                <w:rFonts w:hint="eastAsia"/>
+                <w:sz w:val="24"/>
+              </w:rPr>
+              <w:t>2</w:t>
+            </w:r>
+            <w:r>
+              <w:rPr>
+                <w:rFonts w:hint="eastAsia"/>
+                <w:sz w:val="24"/>
+              </w:rPr>
+              <w:t>道综合题目。类型多样，内容全面，符合考试要求。</w:t>
+            </w:r>
+          </w:p>
+          <w:p>
+            <w:pPr>
+              <w:spacing w:line="360" w:lineRule="auto"/>
+              <w:ind w:firstLineChars="200" w:firstLine="480"/>
+              <w:rPr>
+                <w:sz w:val="24"/>
+              </w:rPr>
+            </w:pPr>
+            <w:r>
+              <w:rPr>
+                <w:rFonts w:hint="eastAsia"/>
+                <w:sz w:val="24"/>
+              </w:rPr>
+              <w:t>成绩</w:t>
+            </w:r>
+            <w:r>
+              <w:rPr>
+                <w:rFonts w:hint="eastAsia"/>
+                <w:sz w:val="24"/>
+              </w:rPr>
+              <w:t>整体</w:t>
+            </w:r>
+            <w:r>
+              <w:rPr>
+                <w:rFonts w:hint="eastAsia"/>
+                <w:sz w:val="24"/>
+              </w:rPr>
+              <w:t>分布呈正态趋势，中等成绩（</w:t>
             </w:r>
             <w:r>
               <w:rPr>
@@ -819,7 +996,49 @@
                 <w:rFonts w:hint="eastAsia"/>
                 <w:sz w:val="24"/>
               </w:rPr>
-              <w:t>分）占比最高，高分与低分两端人数较少，整体难度适中。试卷区分度良好，高分组与低分组在综合应用题上差异显著。基础概念题（如协议功能、数据封装）多数学生掌握较好，但涉及子网划分、滑动窗口机制及拥塞控制策略等抽象知识点，低分段学生错误率较高。</w:t>
+              <w:t>分）占比最高，高分与低分两端人数较少</w:t>
+            </w:r>
+            <w:r>
+              <w:rPr>
+                <w:rFonts w:hint="eastAsia"/>
+                <w:sz w:val="24"/>
+              </w:rPr>
+              <w:t>；</w:t>
+            </w:r>
+            <w:r>
+              <w:rPr>
+                <w:rFonts w:hint="eastAsia"/>
+                <w:sz w:val="24"/>
+              </w:rPr>
+              <w:t>难度适中。试卷区分度良好，高分组与低分组在综合应用题上差异显著。基础概念题多数学生掌握较好，但涉及子网划分、</w:t>
+            </w:r>
+            <w:r>
+              <w:rPr>
+                <w:rFonts w:hint="eastAsia"/>
+                <w:sz w:val="24"/>
+              </w:rPr>
+              <w:t>协议分析</w:t>
+            </w:r>
+            <w:r>
+              <w:rPr>
+                <w:rFonts w:hint="eastAsia"/>
+                <w:sz w:val="24"/>
+              </w:rPr>
+              <w:t>等抽象知识点，低分段学生错误率</w:t>
+            </w:r>
+            <w:r>
+              <w:rPr>
+                <w:rFonts w:hint="eastAsia"/>
+                <w:sz w:val="24"/>
+              </w:rPr>
+              <w:t>及空白率</w:t>
+            </w:r>
+            <w:r>
+              <w:rPr>
+                <w:rFonts w:hint="eastAsia"/>
+                <w:sz w:val="24"/>
+              </w:rPr>
+              <w:t>较高。</w:t>
             </w:r>
           </w:p>
           <w:p>
@@ -835,7 +1054,56 @@
                 <w:rFonts w:hint="eastAsia"/>
                 <w:sz w:val="24"/>
               </w:rPr>
-              <w:t>建议后续教学加强难点解析与实践训练，提升学生对复杂协议机制的理解与应用能力。</w:t>
+              <w:t>建议后续教学加强难点解析与实践训练，提升学生对复杂协议机制的理解与应用能力</w:t>
+            </w:r>
+            <w:r>
+              <w:rPr>
+                <w:rFonts w:hint="eastAsia"/>
+                <w:sz w:val="24"/>
+              </w:rPr>
+              <w:t>，</w:t>
+            </w:r>
+            <w:r>
+              <w:rPr>
+                <w:rFonts w:hint="eastAsia"/>
+                <w:sz w:val="24"/>
+              </w:rPr>
+              <w:t>将</w:t>
+            </w:r>
+            <w:r>
+              <w:rPr>
+                <w:rFonts w:hint="eastAsia"/>
+                <w:sz w:val="24"/>
+              </w:rPr>
+              <w:t>理论</w:t>
+            </w:r>
+            <w:r>
+              <w:rPr>
+                <w:rFonts w:hint="eastAsia"/>
+                <w:sz w:val="24"/>
+              </w:rPr>
+              <w:t>知识转换为解决</w:t>
+            </w:r>
+            <w:r>
+              <w:rPr>
+                <w:rFonts w:hint="eastAsia"/>
+                <w:sz w:val="24"/>
+              </w:rPr>
+              <w:t>实际</w:t>
+            </w:r>
+            <w:r>
+              <w:rPr>
+                <w:rFonts w:hint="eastAsia"/>
+                <w:sz w:val="24"/>
+              </w:rPr>
+              <w:t>问题的能力</w:t>
+            </w:r>
+            <w:r>
+              <w:rPr>
+                <w:rFonts w:hint="eastAsia"/>
+                <w:sz w:val="24"/>
+              </w:rPr>
+              <w:t>。</w:t>
             </w:r>
           </w:p>
           <w:p>
@@ -843,26 +1111,6 @@
               <w:spacing w:line="360" w:lineRule="auto"/>
               <w:ind w:firstLineChars="200" w:firstLine="480"/>
               <w:rPr>
-                <w:rFonts w:hint="eastAsia"/>
-                <w:sz w:val="24"/>
-              </w:rPr>
-            </w:pPr>
-          </w:p>
-          <w:p>
-            <w:pPr>
-              <w:spacing w:line="360" w:lineRule="auto"/>
-              <w:ind w:firstLineChars="200" w:firstLine="480"/>
-              <w:rPr>
-                <w:sz w:val="24"/>
-              </w:rPr>
-            </w:pPr>
-          </w:p>
-          <w:p>
-            <w:pPr>
-              <w:spacing w:line="360" w:lineRule="auto"/>
-              <w:ind w:firstLineChars="200" w:firstLine="480"/>
-              <w:rPr>
-                <w:rFonts w:hint="eastAsia"/>
                 <w:sz w:val="24"/>
               </w:rPr>
             </w:pPr>
@@ -902,7 +1150,21 @@
                 <w:rFonts w:hint="eastAsia"/>
                 <w:sz w:val="24"/>
               </w:rPr>
-              <w:t>本次计算机网络课程考核采用闭卷笔试与平时作业、</w:t>
+              <w:t>课程考核</w:t>
+            </w:r>
+            <w:r>
+              <w:rPr>
+                <w:rFonts w:hint="eastAsia"/>
+                <w:sz w:val="24"/>
+              </w:rPr>
+              <w:t>：</w:t>
+            </w:r>
+            <w:r>
+              <w:rPr>
+                <w:rFonts w:hint="eastAsia"/>
+                <w:sz w:val="24"/>
+              </w:rPr>
+              <w:t>采用闭卷笔试与平时作业、</w:t>
             </w:r>
             <w:r>
               <w:rPr>
@@ -918,6 +1180,41 @@
               </w:rPr>
               <w:t>相结合的方式，注重理论与实践融合。</w:t>
             </w:r>
+            <w:r>
+              <w:rPr>
+                <w:rFonts w:hint="eastAsia"/>
+                <w:sz w:val="24"/>
+              </w:rPr>
+              <w:t>考试成绩占</w:t>
+            </w:r>
+            <w:r>
+              <w:rPr>
+                <w:rFonts w:hint="eastAsia"/>
+                <w:sz w:val="24"/>
+              </w:rPr>
+              <w:t>70%</w:t>
+            </w:r>
+            <w:r>
+              <w:rPr>
+                <w:rFonts w:hint="eastAsia"/>
+                <w:sz w:val="24"/>
+              </w:rPr>
+              <w:t>，平时成绩占</w:t>
+            </w:r>
+            <w:r>
+              <w:rPr>
+                <w:rFonts w:hint="eastAsia"/>
+                <w:sz w:val="24"/>
+              </w:rPr>
+              <w:t>30%</w:t>
+            </w:r>
+            <w:r>
+              <w:rPr>
+                <w:rFonts w:hint="eastAsia"/>
+                <w:sz w:val="24"/>
+              </w:rPr>
+              <w:t>；考试比重略高。</w:t>
+            </w:r>
           </w:p>
           <w:p>
             <w:pPr>
@@ -932,7 +1229,21 @@
                 <w:rFonts w:hint="eastAsia"/>
                 <w:sz w:val="24"/>
               </w:rPr>
-              <w:t>试卷内容覆盖教学大纲核心知识点，包括</w:t>
+              <w:t>教学内容</w:t>
+            </w:r>
+            <w:r>
+              <w:rPr>
+                <w:rFonts w:hint="eastAsia"/>
+                <w:sz w:val="24"/>
+              </w:rPr>
+              <w:t>：</w:t>
+            </w:r>
+            <w:r>
+              <w:rPr>
+                <w:rFonts w:hint="eastAsia"/>
+                <w:sz w:val="24"/>
+              </w:rPr>
+              <w:t>覆盖教学大纲核心知识点，包括</w:t>
             </w:r>
             <w:r>
               <w:rPr>
@@ -981,7 +1292,14 @@
                 <w:rFonts w:hint="eastAsia"/>
                 <w:sz w:val="24"/>
               </w:rPr>
-              <w:t>编址与子网划分、路由协议、传输层机制（如</w:t>
+              <w:t>编址与子网划分、路由协议、传输</w:t>
+            </w:r>
+            <w:r>
+              <w:rPr>
+                <w:rFonts w:hint="eastAsia"/>
+                <w:sz w:val="24"/>
+              </w:rPr>
+              <w:t>控制协议</w:t>
             </w:r>
             <w:r>
               <w:rPr>
@@ -995,7 +1313,7 @@
                 <w:rFonts w:hint="eastAsia"/>
                 <w:sz w:val="24"/>
               </w:rPr>
-              <w:t>）、差错控制</w:t>
+              <w:t>、差错控制</w:t>
             </w:r>
             <w:r>
               <w:rPr>
@@ -1023,7 +1341,35 @@
                 <w:rFonts w:hint="eastAsia"/>
                 <w:sz w:val="24"/>
               </w:rPr>
-              <w:t>网络基础等，题型涵盖选择、填空、简答与综合应用，层次分明。</w:t>
+              <w:t>网络基础等，题型涵盖选择、</w:t>
+            </w:r>
+            <w:r>
+              <w:rPr>
+                <w:rFonts w:hint="eastAsia"/>
+                <w:sz w:val="24"/>
+              </w:rPr>
+              <w:t>判断</w:t>
+            </w:r>
+            <w:r>
+              <w:rPr>
+                <w:rFonts w:hint="eastAsia"/>
+                <w:sz w:val="24"/>
+              </w:rPr>
+              <w:t>、</w:t>
+            </w:r>
+            <w:r>
+              <w:rPr>
+                <w:rFonts w:hint="eastAsia"/>
+                <w:sz w:val="24"/>
+              </w:rPr>
+              <w:t>名词解释、</w:t>
+            </w:r>
+            <w:r>
+              <w:rPr>
+                <w:rFonts w:hint="eastAsia"/>
+                <w:sz w:val="24"/>
+              </w:rPr>
+              <w:t>简答与综合应用，层次分明。</w:t>
             </w:r>
           </w:p>
           <w:p>
@@ -1039,7 +1385,217 @@
                 <w:rFonts w:hint="eastAsia"/>
                 <w:sz w:val="24"/>
               </w:rPr>
-              <w:t>从成绩看，整体分布合理，反映出大多数学生掌握了基本概念与原理；但在涉及协议交互过程分析、滑动窗口计算和网络故障排查等高阶能力题目上，部分学生表现薄弱，说明对知识的综合运用能力有待提升。</w:t>
+              <w:t>教学方法与手段</w:t>
+            </w:r>
+            <w:r>
+              <w:rPr>
+                <w:rFonts w:hint="eastAsia"/>
+                <w:sz w:val="24"/>
+              </w:rPr>
+              <w:t>：采用</w:t>
+            </w:r>
+            <w:r>
+              <w:rPr>
+                <w:rFonts w:hint="eastAsia"/>
+                <w:sz w:val="24"/>
+              </w:rPr>
+              <w:t>讲授法、案例教学、</w:t>
+            </w:r>
+            <w:r>
+              <w:rPr>
+                <w:rFonts w:hint="eastAsia"/>
+                <w:sz w:val="24"/>
+              </w:rPr>
+              <w:t>课堂讨论及游戏互动等方法</w:t>
+            </w:r>
+            <w:r>
+              <w:rPr>
+                <w:rFonts w:hint="eastAsia"/>
+                <w:sz w:val="24"/>
+              </w:rPr>
+              <w:t>，紧密联系</w:t>
+            </w:r>
+            <w:r>
+              <w:rPr>
+                <w:rFonts w:hint="eastAsia"/>
+                <w:sz w:val="24"/>
+              </w:rPr>
+              <w:t>时事</w:t>
+            </w:r>
+            <w:r>
+              <w:rPr>
+                <w:rFonts w:hint="eastAsia"/>
+                <w:sz w:val="24"/>
+              </w:rPr>
+              <w:t>实际，融入思政环节</w:t>
+            </w:r>
+            <w:r>
+              <w:rPr>
+                <w:rFonts w:hint="eastAsia"/>
+                <w:sz w:val="24"/>
+              </w:rPr>
+              <w:t>；</w:t>
+            </w:r>
+            <w:r>
+              <w:rPr>
+                <w:rFonts w:hint="eastAsia"/>
+                <w:sz w:val="24"/>
+              </w:rPr>
+              <w:t>借助</w:t>
+            </w:r>
+            <w:r>
+              <w:rPr>
+                <w:rFonts w:hint="eastAsia"/>
+                <w:sz w:val="24"/>
+              </w:rPr>
+              <w:t>信息化教学工具</w:t>
+            </w:r>
+            <w:r>
+              <w:rPr>
+                <w:rFonts w:hint="eastAsia"/>
+                <w:sz w:val="24"/>
+              </w:rPr>
+              <w:t>，</w:t>
+            </w:r>
+            <w:r>
+              <w:rPr>
+                <w:rFonts w:hint="eastAsia"/>
+                <w:sz w:val="24"/>
+              </w:rPr>
+              <w:t>如超星</w:t>
+            </w:r>
+            <w:r>
+              <w:rPr>
+                <w:rFonts w:hint="eastAsia"/>
+                <w:sz w:val="24"/>
+              </w:rPr>
+              <w:t>学习通学习平台</w:t>
+            </w:r>
+            <w:r>
+              <w:rPr>
+                <w:rFonts w:hint="eastAsia"/>
+                <w:sz w:val="24"/>
+              </w:rPr>
+              <w:t>、</w:t>
+            </w:r>
+            <w:r>
+              <w:rPr>
+                <w:rFonts w:hint="eastAsia"/>
+                <w:sz w:val="24"/>
+              </w:rPr>
+              <w:t>大树小站教学平台、</w:t>
+            </w:r>
+            <w:r>
+              <w:rPr>
+                <w:rFonts w:hint="eastAsia"/>
+                <w:sz w:val="24"/>
+              </w:rPr>
+              <w:t>思科</w:t>
+            </w:r>
+            <w:r>
+              <w:rPr>
+                <w:rFonts w:hint="eastAsia"/>
+                <w:sz w:val="24"/>
+              </w:rPr>
+              <w:t>虚拟仿真软件</w:t>
+            </w:r>
+            <w:r>
+              <w:rPr>
+                <w:rFonts w:hint="eastAsia"/>
+                <w:sz w:val="24"/>
+              </w:rPr>
+              <w:t>PacketTracer</w:t>
+            </w:r>
+            <w:r>
+              <w:rPr>
+                <w:rFonts w:hint="eastAsia"/>
+                <w:sz w:val="24"/>
+              </w:rPr>
+              <w:t>、</w:t>
+            </w:r>
+            <w:r>
+              <w:rPr>
+                <w:rFonts w:hint="eastAsia"/>
+                <w:sz w:val="24"/>
+              </w:rPr>
+              <w:t>B</w:t>
+            </w:r>
+            <w:r>
+              <w:rPr>
+                <w:rFonts w:hint="eastAsia"/>
+                <w:sz w:val="24"/>
+              </w:rPr>
+              <w:t>站</w:t>
+            </w:r>
+            <w:r>
+              <w:rPr>
+                <w:rFonts w:hint="eastAsia"/>
+                <w:sz w:val="24"/>
+              </w:rPr>
+              <w:t>、</w:t>
+            </w:r>
+            <w:r>
+              <w:rPr>
+                <w:rFonts w:hint="eastAsia"/>
+                <w:sz w:val="24"/>
+              </w:rPr>
+              <w:t>MOOC</w:t>
+            </w:r>
+            <w:r>
+              <w:rPr>
+                <w:rFonts w:hint="eastAsia"/>
+                <w:sz w:val="24"/>
+              </w:rPr>
+              <w:t>等</w:t>
+            </w:r>
+            <w:r>
+              <w:rPr>
+                <w:rFonts w:hint="eastAsia"/>
+                <w:sz w:val="24"/>
+              </w:rPr>
+              <w:t>资源</w:t>
+            </w:r>
+            <w:r>
+              <w:rPr>
+                <w:rFonts w:hint="eastAsia"/>
+                <w:sz w:val="24"/>
+              </w:rPr>
+              <w:t>等开展</w:t>
+            </w:r>
+            <w:r>
+              <w:rPr>
+                <w:rFonts w:hint="eastAsia"/>
+                <w:sz w:val="24"/>
+              </w:rPr>
+              <w:t>；同时安排</w:t>
+            </w:r>
+            <w:r>
+              <w:rPr>
+                <w:rFonts w:hint="eastAsia"/>
+                <w:sz w:val="24"/>
+              </w:rPr>
+              <w:t>随堂测验、</w:t>
+            </w:r>
+            <w:r>
+              <w:rPr>
+                <w:rFonts w:hint="eastAsia"/>
+                <w:sz w:val="24"/>
+              </w:rPr>
+              <w:t>课前、课后答疑</w:t>
+            </w:r>
+            <w:r>
+              <w:rPr>
+                <w:rFonts w:hint="eastAsia"/>
+                <w:sz w:val="24"/>
+              </w:rPr>
+              <w:t>等</w:t>
+            </w:r>
+            <w:r>
+              <w:rPr>
+                <w:rFonts w:hint="eastAsia"/>
+                <w:sz w:val="24"/>
+              </w:rPr>
+              <w:t>环节。</w:t>
             </w:r>
           </w:p>
           <w:p>
@@ -1055,21 +1611,49 @@
                 <w:rFonts w:hint="eastAsia"/>
                 <w:sz w:val="24"/>
               </w:rPr>
-              <w:t>教学过程中，通过仿真实验（如</w:t>
-            </w:r>
-            <w:r>
-              <w:rPr>
-                <w:rFonts w:hint="eastAsia"/>
-                <w:sz w:val="24"/>
-              </w:rPr>
-              <w:t>Packet Tracer</w:t>
-            </w:r>
-            <w:r>
-              <w:rPr>
-                <w:rFonts w:hint="eastAsia"/>
-                <w:sz w:val="24"/>
-              </w:rPr>
-              <w:t>）增强了学生对抽象协议的理解，但课时有限，部分内容讲解深度不足。今后将优化教学节奏，强化难点训练，增加案例教学与项目实践，进一步提升学生解决实际网络问题的能力。</w:t>
+              <w:t>教学实施：</w:t>
+            </w:r>
+            <w:r>
+              <w:rPr>
+                <w:rFonts w:hint="eastAsia"/>
+                <w:sz w:val="24"/>
+              </w:rPr>
+              <w:t>大纲、</w:t>
+            </w:r>
+            <w:r>
+              <w:rPr>
+                <w:rFonts w:hint="eastAsia"/>
+                <w:sz w:val="24"/>
+              </w:rPr>
+              <w:t>教</w:t>
+            </w:r>
+            <w:r>
+              <w:rPr>
+                <w:rFonts w:hint="eastAsia"/>
+                <w:sz w:val="24"/>
+              </w:rPr>
+              <w:t>案、课件、进度表及辅助工具和软件等教学资料</w:t>
+            </w:r>
+            <w:r>
+              <w:rPr>
+                <w:rFonts w:hint="eastAsia"/>
+                <w:sz w:val="24"/>
+              </w:rPr>
+              <w:t>和考核资料</w:t>
+            </w:r>
+            <w:r>
+              <w:rPr>
+                <w:rFonts w:hint="eastAsia"/>
+                <w:sz w:val="24"/>
+              </w:rPr>
+              <w:t>充分、完备；</w:t>
+            </w:r>
+            <w:r>
+              <w:rPr>
+                <w:rFonts w:hint="eastAsia"/>
+                <w:sz w:val="24"/>
+              </w:rPr>
+              <w:t>严格按照教学大纲和教学进度表执行；</w:t>
             </w:r>
           </w:p>
           <w:p>
@@ -1077,36 +1661,57 @@
               <w:spacing w:line="360" w:lineRule="auto"/>
               <w:ind w:firstLineChars="200" w:firstLine="480"/>
               <w:rPr>
-                <w:rFonts w:hint="eastAsia"/>
-                <w:sz w:val="24"/>
-              </w:rPr>
-            </w:pPr>
+                <w:sz w:val="24"/>
+              </w:rPr>
+            </w:pPr>
+            <w:r>
+              <w:rPr>
+                <w:rFonts w:hint="eastAsia"/>
+                <w:sz w:val="24"/>
+              </w:rPr>
+              <w:t>教学效果：</w:t>
+            </w:r>
+            <w:r>
+              <w:rPr>
+                <w:rFonts w:hint="eastAsia"/>
+                <w:sz w:val="24"/>
+              </w:rPr>
+              <w:t>严格</w:t>
+            </w:r>
+            <w:r>
+              <w:rPr>
+                <w:rFonts w:hint="eastAsia"/>
+                <w:sz w:val="24"/>
+              </w:rPr>
+              <w:t>落实教学大纲要求；实现预期教学目的；</w:t>
+            </w:r>
+            <w:r>
+              <w:rPr>
+                <w:rFonts w:hint="eastAsia"/>
+                <w:sz w:val="24"/>
+              </w:rPr>
+              <w:t>实施过程中，</w:t>
+            </w:r>
+            <w:r>
+              <w:rPr>
+                <w:rFonts w:hint="eastAsia"/>
+                <w:sz w:val="24"/>
+              </w:rPr>
+              <w:t>无教学事故；</w:t>
+            </w:r>
+            <w:r>
+              <w:rPr>
+                <w:rFonts w:hint="eastAsia"/>
+                <w:sz w:val="24"/>
+              </w:rPr>
+              <w:t>无不良反馈。</w:t>
+            </w:r>
           </w:p>
           <w:p>
             <w:pPr>
               <w:spacing w:line="360" w:lineRule="auto"/>
               <w:ind w:firstLineChars="200" w:firstLine="480"/>
               <w:rPr>
-                <w:sz w:val="24"/>
-              </w:rPr>
-            </w:pPr>
-          </w:p>
-          <w:p>
-            <w:pPr>
-              <w:spacing w:line="360" w:lineRule="auto"/>
-              <w:ind w:firstLineChars="200" w:firstLine="480"/>
-              <w:rPr>
-                <w:rFonts w:hint="eastAsia"/>
-                <w:sz w:val="24"/>
-              </w:rPr>
-            </w:pPr>
-          </w:p>
-          <w:p>
-            <w:pPr>
-              <w:spacing w:line="360" w:lineRule="auto"/>
-              <w:ind w:firstLineChars="200" w:firstLine="480"/>
-              <w:rPr>
-                <w:rFonts w:hint="eastAsia"/>
                 <w:sz w:val="24"/>
               </w:rPr>
             </w:pPr>
@@ -1138,7 +1743,6 @@
             <w:pPr>
               <w:spacing w:line="360" w:lineRule="auto"/>
               <w:rPr>
-                <w:rFonts w:hint="eastAsia"/>
                 <w:sz w:val="24"/>
               </w:rPr>
             </w:pPr>
@@ -1162,7 +1766,6 @@
               <w:spacing w:line="360" w:lineRule="auto"/>
               <w:ind w:firstLineChars="200" w:firstLine="480"/>
               <w:rPr>
-                <w:rFonts w:hint="eastAsia"/>
                 <w:sz w:val="24"/>
               </w:rPr>
             </w:pPr>
@@ -1228,7 +1831,6 @@
               <w:spacing w:line="360" w:lineRule="auto"/>
               <w:ind w:firstLineChars="200" w:firstLine="480"/>
               <w:rPr>
-                <w:rFonts w:hint="eastAsia"/>
                 <w:sz w:val="24"/>
               </w:rPr>
             </w:pPr>
@@ -1259,7 +1861,6 @@
               <w:spacing w:line="360" w:lineRule="auto"/>
               <w:ind w:firstLineChars="200" w:firstLine="480"/>
               <w:rPr>
-                <w:rFonts w:hint="eastAsia"/>
                 <w:sz w:val="24"/>
               </w:rPr>
             </w:pPr>
@@ -1290,8 +1891,23 @@
           <w:p>
             <w:pPr>
               <w:spacing w:line="360" w:lineRule="auto"/>
-              <w:rPr>
-                <w:rFonts w:hint="eastAsia"/>
+              <w:ind w:firstLineChars="200" w:firstLine="480"/>
+              <w:rPr>
+                <w:sz w:val="24"/>
+              </w:rPr>
+            </w:pPr>
+            <w:r>
+              <w:rPr>
+                <w:rFonts w:hint="eastAsia"/>
+                <w:sz w:val="24"/>
+              </w:rPr>
+              <w:t>课程设置不够科学：部分班级实验在前，理论在后。</w:t>
+            </w:r>
+          </w:p>
+          <w:p>
+            <w:pPr>
+              <w:spacing w:line="360" w:lineRule="auto"/>
+              <w:rPr>
                 <w:sz w:val="24"/>
               </w:rPr>
             </w:pPr>
@@ -1315,16 +1931,36 @@
               <w:spacing w:line="360" w:lineRule="auto"/>
               <w:ind w:firstLineChars="200" w:firstLine="480"/>
               <w:rPr>
-                <w:rFonts w:hint="eastAsia"/>
-                <w:sz w:val="24"/>
-              </w:rPr>
-            </w:pPr>
-            <w:r>
-              <w:rPr>
-                <w:rFonts w:hint="eastAsia"/>
-                <w:sz w:val="24"/>
-              </w:rPr>
-              <w:t>优化教学内容，避免大而全</w:t>
+                <w:sz w:val="24"/>
+              </w:rPr>
+            </w:pPr>
+            <w:r>
+              <w:rPr>
+                <w:rFonts w:hint="eastAsia"/>
+                <w:sz w:val="24"/>
+              </w:rPr>
+              <w:t>优化教学内容，</w:t>
+            </w:r>
+            <w:r>
+              <w:rPr>
+                <w:rFonts w:hint="eastAsia"/>
+                <w:sz w:val="24"/>
+              </w:rPr>
+              <w:t>以应用为主，</w:t>
+            </w:r>
+            <w:r>
+              <w:rPr>
+                <w:rFonts w:hint="eastAsia"/>
+                <w:sz w:val="24"/>
+              </w:rPr>
+              <w:t>理论</w:t>
+            </w:r>
+            <w:r>
+              <w:rPr>
+                <w:rFonts w:hint="eastAsia"/>
+                <w:sz w:val="24"/>
+              </w:rPr>
+              <w:t>避免大而全</w:t>
             </w:r>
             <w:r>
               <w:rPr>
@@ -1339,16 +1975,29 @@
               <w:spacing w:line="360" w:lineRule="auto"/>
               <w:ind w:firstLineChars="200" w:firstLine="480"/>
               <w:rPr>
-                <w:rFonts w:hint="eastAsia"/>
-                <w:sz w:val="24"/>
-              </w:rPr>
-            </w:pPr>
-            <w:r>
-              <w:rPr>
-                <w:rFonts w:hint="eastAsia"/>
-                <w:sz w:val="24"/>
-              </w:rPr>
-              <w:t>增加实验比重，提升实践能力。</w:t>
+                <w:sz w:val="24"/>
+              </w:rPr>
+            </w:pPr>
+            <w:r>
+              <w:rPr>
+                <w:rFonts w:hint="eastAsia"/>
+                <w:sz w:val="24"/>
+              </w:rPr>
+              <w:t>增加实验比重，提升</w:t>
+            </w:r>
+            <w:r>
+              <w:rPr>
+                <w:rFonts w:hint="eastAsia"/>
+                <w:sz w:val="24"/>
+              </w:rPr>
+              <w:t>理论知识的转换运用</w:t>
+            </w:r>
+            <w:r>
+              <w:rPr>
+                <w:rFonts w:hint="eastAsia"/>
+                <w:sz w:val="24"/>
+              </w:rPr>
+              <w:t>能力。</w:t>
             </w:r>
           </w:p>
           <w:p>
@@ -1356,7 +2005,6 @@
               <w:spacing w:line="360" w:lineRule="auto"/>
               <w:ind w:firstLineChars="200" w:firstLine="480"/>
               <w:rPr>
-                <w:rFonts w:hint="eastAsia"/>
                 <w:sz w:val="24"/>
               </w:rPr>
             </w:pPr>
@@ -1395,7 +2043,42 @@
                 <w:rFonts w:hint="eastAsia"/>
                 <w:sz w:val="24"/>
               </w:rPr>
-              <w:t>加大案例分析、注重能力导向评价。</w:t>
+              <w:t>增加平时成绩比重</w:t>
+            </w:r>
+            <w:r>
+              <w:rPr>
+                <w:rFonts w:hint="eastAsia"/>
+                <w:sz w:val="24"/>
+              </w:rPr>
+              <w:t>，建议考核</w:t>
+            </w:r>
+            <w:r>
+              <w:rPr>
+                <w:rFonts w:hint="eastAsia"/>
+                <w:sz w:val="24"/>
+              </w:rPr>
+              <w:t>60%</w:t>
+            </w:r>
+            <w:r>
+              <w:rPr>
+                <w:rFonts w:hint="eastAsia"/>
+                <w:sz w:val="24"/>
+              </w:rPr>
+              <w:t>，平时</w:t>
+            </w:r>
+            <w:r>
+              <w:rPr>
+                <w:rFonts w:hint="eastAsia"/>
+                <w:sz w:val="24"/>
+              </w:rPr>
+              <w:t>40%</w:t>
+            </w:r>
+            <w:r>
+              <w:rPr>
+                <w:rFonts w:hint="eastAsia"/>
+                <w:sz w:val="24"/>
+              </w:rPr>
+              <w:t>。</w:t>
             </w:r>
           </w:p>
           <w:p>
@@ -1403,16 +2086,59 @@
               <w:spacing w:line="360" w:lineRule="auto"/>
               <w:ind w:firstLineChars="200" w:firstLine="480"/>
               <w:rPr>
-                <w:rFonts w:hint="eastAsia"/>
-                <w:sz w:val="24"/>
-              </w:rPr>
-            </w:pPr>
-            <w:r>
-              <w:rPr>
-                <w:rFonts w:hint="eastAsia"/>
-                <w:sz w:val="24"/>
-              </w:rPr>
-              <w:t>成立学习兴趣小组，传帮带。</w:t>
+                <w:sz w:val="24"/>
+              </w:rPr>
+            </w:pPr>
+            <w:r>
+              <w:rPr>
+                <w:rFonts w:hint="eastAsia"/>
+                <w:sz w:val="24"/>
+              </w:rPr>
+              <w:t>成立学习兴趣小组，</w:t>
+            </w:r>
+            <w:r>
+              <w:rPr>
+                <w:rFonts w:hint="eastAsia"/>
+                <w:sz w:val="24"/>
+              </w:rPr>
+              <w:t>同学之间</w:t>
+            </w:r>
+            <w:r>
+              <w:rPr>
+                <w:rFonts w:hint="eastAsia"/>
+                <w:sz w:val="24"/>
+              </w:rPr>
+              <w:t>传帮带。</w:t>
+            </w:r>
+          </w:p>
+          <w:p>
+            <w:pPr>
+              <w:spacing w:line="360" w:lineRule="auto"/>
+              <w:ind w:firstLineChars="200" w:firstLine="480"/>
+              <w:rPr>
+                <w:sz w:val="24"/>
+              </w:rPr>
+            </w:pPr>
+            <w:r>
+              <w:rPr>
+                <w:rFonts w:hint="eastAsia"/>
+                <w:sz w:val="24"/>
+              </w:rPr>
+              <w:t>加强实验室保障</w:t>
+            </w:r>
+            <w:r>
+              <w:rPr>
+                <w:rFonts w:hint="eastAsia"/>
+                <w:sz w:val="24"/>
+              </w:rPr>
+              <w:t>：条件允许的话，建议理论课安排在实验室机房</w:t>
+            </w:r>
+            <w:r>
+              <w:rPr>
+                <w:rFonts w:hint="eastAsia"/>
+                <w:sz w:val="24"/>
+              </w:rPr>
+              <w:t>。</w:t>
             </w:r>
           </w:p>
           <w:p>
@@ -1499,7 +2225,7 @@
                 <w:rFonts w:hint="eastAsia"/>
                 <w:sz w:val="24"/>
               </w:rPr>
-              <w:t>7</w:t>
+              <w:t>12</w:t>
             </w:r>
             <w:r>
               <w:rPr>
@@ -1530,30 +2256,6 @@
               </w:rPr>
               <w:t>四　教研室意见：</w:t>
             </w:r>
-          </w:p>
-          <w:p>
-            <w:pPr>
-              <w:spacing w:line="360" w:lineRule="auto"/>
-              <w:rPr>
-                <w:sz w:val="24"/>
-              </w:rPr>
-            </w:pPr>
-          </w:p>
-          <w:p>
-            <w:pPr>
-              <w:spacing w:line="360" w:lineRule="auto"/>
-              <w:rPr>
-                <w:sz w:val="24"/>
-              </w:rPr>
-            </w:pPr>
-          </w:p>
-          <w:p>
-            <w:pPr>
-              <w:spacing w:line="360" w:lineRule="auto"/>
-              <w:rPr>
-                <w:sz w:val="24"/>
-              </w:rPr>
-            </w:pPr>
           </w:p>
           <w:p>
             <w:pPr>
@@ -2463,6 +3165,7 @@
   <w:style w:type="character" w:default="1" w:styleId="a0">
     <w:name w:val="Default Paragraph Font"/>
     <w:uiPriority w:val="1"/>
+    <w:semiHidden/>
     <w:unhideWhenUsed/>
   </w:style>
   <w:style w:type="table" w:default="1" w:styleId="a1">

--- a/network/file/计算机网络课程总结报告表.docx
+++ b/network/file/计算机网络课程总结报告表.docx
@@ -722,323 +722,374 @@
           </w:p>
           <w:p>
             <w:pPr>
+              <w:spacing w:afterLines="50" w:after="156" w:line="360" w:lineRule="auto"/>
+              <w:ind w:firstLineChars="200" w:firstLine="480"/>
+              <w:rPr>
+                <w:sz w:val="24"/>
+              </w:rPr>
+            </w:pPr>
+            <w:r>
+              <w:rPr>
+                <w:rFonts w:hint="eastAsia"/>
+                <w:sz w:val="24"/>
+              </w:rPr>
+              <w:t>计算机网络课程试卷知识覆盖面较广，涵盖</w:t>
+            </w:r>
+            <w:r>
+              <w:rPr>
+                <w:rFonts w:hint="eastAsia"/>
+                <w:sz w:val="24"/>
+              </w:rPr>
+              <w:t>OSI</w:t>
+            </w:r>
+            <w:r>
+              <w:rPr>
+                <w:rFonts w:hint="eastAsia"/>
+                <w:sz w:val="24"/>
+              </w:rPr>
+              <w:t>开发参考</w:t>
+            </w:r>
+            <w:r>
+              <w:rPr>
+                <w:rFonts w:hint="eastAsia"/>
+                <w:sz w:val="24"/>
+              </w:rPr>
+              <w:t>模型、</w:t>
+            </w:r>
+            <w:r>
+              <w:rPr>
+                <w:rFonts w:hint="eastAsia"/>
+                <w:sz w:val="24"/>
+              </w:rPr>
+              <w:t>传输媒介、</w:t>
+            </w:r>
+            <w:r>
+              <w:rPr>
+                <w:rFonts w:hint="eastAsia"/>
+                <w:sz w:val="24"/>
+              </w:rPr>
+              <w:t>TCP/IP</w:t>
+            </w:r>
+            <w:r>
+              <w:rPr>
+                <w:rFonts w:hint="eastAsia"/>
+                <w:sz w:val="24"/>
+              </w:rPr>
+              <w:t>传输控制</w:t>
+            </w:r>
+            <w:r>
+              <w:rPr>
+                <w:rFonts w:hint="eastAsia"/>
+                <w:sz w:val="24"/>
+              </w:rPr>
+              <w:t>协议、</w:t>
+            </w:r>
+            <w:r>
+              <w:rPr>
+                <w:rFonts w:hint="eastAsia"/>
+                <w:sz w:val="24"/>
+              </w:rPr>
+              <w:t>IP</w:t>
+            </w:r>
+            <w:r>
+              <w:rPr>
+                <w:rFonts w:hint="eastAsia"/>
+                <w:sz w:val="24"/>
+              </w:rPr>
+              <w:t>地址及运用</w:t>
+            </w:r>
+            <w:r>
+              <w:rPr>
+                <w:rFonts w:hint="eastAsia"/>
+                <w:sz w:val="24"/>
+              </w:rPr>
+              <w:t>、路由算法</w:t>
+            </w:r>
+            <w:r>
+              <w:rPr>
+                <w:rFonts w:hint="eastAsia"/>
+                <w:sz w:val="24"/>
+              </w:rPr>
+              <w:t>运用及分析</w:t>
+            </w:r>
+            <w:r>
+              <w:rPr>
+                <w:rFonts w:hint="eastAsia"/>
+                <w:sz w:val="24"/>
+              </w:rPr>
+              <w:t>、差错控制</w:t>
+            </w:r>
+            <w:r>
+              <w:rPr>
+                <w:rFonts w:hint="eastAsia"/>
+                <w:sz w:val="24"/>
+              </w:rPr>
+              <w:t>、应用层常见服务</w:t>
+            </w:r>
+            <w:r>
+              <w:rPr>
+                <w:rFonts w:hint="eastAsia"/>
+                <w:sz w:val="24"/>
+              </w:rPr>
+              <w:t>及</w:t>
+            </w:r>
+            <w:r>
+              <w:rPr>
+                <w:rFonts w:hint="eastAsia"/>
+                <w:sz w:val="24"/>
+              </w:rPr>
+              <w:t>无线</w:t>
+            </w:r>
+            <w:r>
+              <w:rPr>
+                <w:rFonts w:hint="eastAsia"/>
+                <w:sz w:val="24"/>
+              </w:rPr>
+              <w:t>网络基础</w:t>
+            </w:r>
+            <w:r>
+              <w:rPr>
+                <w:rFonts w:hint="eastAsia"/>
+                <w:sz w:val="24"/>
+              </w:rPr>
+              <w:t>等核心内容，符合教学大纲要求。</w:t>
+            </w:r>
+          </w:p>
+          <w:p>
+            <w:pPr>
+              <w:spacing w:afterLines="50" w:after="156" w:line="360" w:lineRule="auto"/>
+              <w:ind w:firstLineChars="200" w:firstLine="480"/>
+              <w:rPr>
+                <w:sz w:val="24"/>
+              </w:rPr>
+            </w:pPr>
+            <w:r>
+              <w:rPr>
+                <w:rFonts w:hint="eastAsia"/>
+                <w:sz w:val="24"/>
+              </w:rPr>
+              <w:t>试卷含</w:t>
+            </w:r>
+            <w:r>
+              <w:rPr>
+                <w:rFonts w:hint="eastAsia"/>
+                <w:sz w:val="24"/>
+              </w:rPr>
+              <w:t>20</w:t>
+            </w:r>
+            <w:r>
+              <w:rPr>
+                <w:rFonts w:hint="eastAsia"/>
+                <w:sz w:val="24"/>
+              </w:rPr>
+              <w:t>道单项选择、</w:t>
+            </w:r>
+            <w:r>
+              <w:rPr>
+                <w:rFonts w:hint="eastAsia"/>
+                <w:sz w:val="24"/>
+              </w:rPr>
+              <w:t>10</w:t>
+            </w:r>
+            <w:r>
+              <w:rPr>
+                <w:rFonts w:hint="eastAsia"/>
+                <w:sz w:val="24"/>
+              </w:rPr>
+              <w:t>道判断、</w:t>
+            </w:r>
+            <w:r>
+              <w:rPr>
+                <w:rFonts w:hint="eastAsia"/>
+                <w:sz w:val="24"/>
+              </w:rPr>
+              <w:t>5</w:t>
+            </w:r>
+            <w:r>
+              <w:rPr>
+                <w:rFonts w:hint="eastAsia"/>
+                <w:sz w:val="24"/>
+              </w:rPr>
+              <w:t>道名词解释、</w:t>
+            </w:r>
+            <w:r>
+              <w:rPr>
+                <w:rFonts w:hint="eastAsia"/>
+                <w:sz w:val="24"/>
+              </w:rPr>
+              <w:t>5</w:t>
+            </w:r>
+            <w:r>
+              <w:rPr>
+                <w:rFonts w:hint="eastAsia"/>
+                <w:sz w:val="24"/>
+              </w:rPr>
+              <w:t>道简答和</w:t>
+            </w:r>
+            <w:r>
+              <w:rPr>
+                <w:rFonts w:hint="eastAsia"/>
+                <w:sz w:val="24"/>
+              </w:rPr>
+              <w:t>2</w:t>
+            </w:r>
+            <w:r>
+              <w:rPr>
+                <w:rFonts w:hint="eastAsia"/>
+                <w:sz w:val="24"/>
+              </w:rPr>
+              <w:t>道综合题目。类型多样，内容全面，符合考试要求。</w:t>
+            </w:r>
+          </w:p>
+          <w:p>
+            <w:pPr>
+              <w:spacing w:afterLines="50" w:after="156" w:line="360" w:lineRule="auto"/>
+              <w:ind w:firstLineChars="200" w:firstLine="480"/>
+              <w:rPr>
+                <w:sz w:val="24"/>
+              </w:rPr>
+            </w:pPr>
+            <w:r>
+              <w:rPr>
+                <w:rFonts w:hint="eastAsia"/>
+                <w:sz w:val="24"/>
+              </w:rPr>
+              <w:t>成绩</w:t>
+            </w:r>
+            <w:r>
+              <w:rPr>
+                <w:rFonts w:hint="eastAsia"/>
+                <w:sz w:val="24"/>
+              </w:rPr>
+              <w:t>整体</w:t>
+            </w:r>
+            <w:r>
+              <w:rPr>
+                <w:rFonts w:hint="eastAsia"/>
+                <w:sz w:val="24"/>
+              </w:rPr>
+              <w:t>分布呈正态趋势，中等成绩（</w:t>
+            </w:r>
+            <w:r>
+              <w:rPr>
+                <w:rFonts w:hint="eastAsia"/>
+                <w:sz w:val="24"/>
+              </w:rPr>
+              <w:t>70</w:t>
+            </w:r>
+            <w:r>
+              <w:rPr>
+                <w:rFonts w:hint="eastAsia"/>
+                <w:sz w:val="24"/>
+              </w:rPr>
+              <w:t>–</w:t>
+            </w:r>
+            <w:r>
+              <w:rPr>
+                <w:rFonts w:hint="eastAsia"/>
+                <w:sz w:val="24"/>
+              </w:rPr>
+              <w:t>85</w:t>
+            </w:r>
+            <w:r>
+              <w:rPr>
+                <w:rFonts w:hint="eastAsia"/>
+                <w:sz w:val="24"/>
+              </w:rPr>
+              <w:t>分）占比最高，高分与低分两端人数较少</w:t>
+            </w:r>
+            <w:r>
+              <w:rPr>
+                <w:rFonts w:hint="eastAsia"/>
+                <w:sz w:val="24"/>
+              </w:rPr>
+              <w:t>；</w:t>
+            </w:r>
+            <w:r>
+              <w:rPr>
+                <w:rFonts w:hint="eastAsia"/>
+                <w:sz w:val="24"/>
+              </w:rPr>
+              <w:t>难度适中。试卷区分度良好，高分组与低分组在综合应用题上差异显著。基础概念题多数学生掌握较好，但涉及子网划分、</w:t>
+            </w:r>
+            <w:r>
+              <w:rPr>
+                <w:rFonts w:hint="eastAsia"/>
+                <w:sz w:val="24"/>
+              </w:rPr>
+              <w:t>协议分析</w:t>
+            </w:r>
+            <w:r>
+              <w:rPr>
+                <w:rFonts w:hint="eastAsia"/>
+                <w:sz w:val="24"/>
+              </w:rPr>
+              <w:t>等抽象知识点，低分段学生错误率</w:t>
+            </w:r>
+            <w:r>
+              <w:rPr>
+                <w:rFonts w:hint="eastAsia"/>
+                <w:sz w:val="24"/>
+              </w:rPr>
+              <w:t>及空白率</w:t>
+            </w:r>
+            <w:r>
+              <w:rPr>
+                <w:rFonts w:hint="eastAsia"/>
+                <w:sz w:val="24"/>
+              </w:rPr>
+              <w:t>较高。</w:t>
+            </w:r>
+          </w:p>
+          <w:p>
+            <w:pPr>
               <w:spacing w:line="360" w:lineRule="auto"/>
-              <w:ind w:firstLineChars="200" w:firstLine="480"/>
-              <w:rPr>
-                <w:sz w:val="24"/>
-              </w:rPr>
-            </w:pPr>
-            <w:r>
-              <w:rPr>
-                <w:rFonts w:hint="eastAsia"/>
-                <w:sz w:val="24"/>
-              </w:rPr>
-              <w:t>计算机网络课程试卷知识覆盖面较广，涵盖</w:t>
-            </w:r>
-            <w:r>
-              <w:rPr>
-                <w:rFonts w:hint="eastAsia"/>
-                <w:sz w:val="24"/>
-              </w:rPr>
-              <w:t>OSI</w:t>
-            </w:r>
-            <w:r>
-              <w:rPr>
-                <w:rFonts w:hint="eastAsia"/>
-                <w:sz w:val="24"/>
-              </w:rPr>
-              <w:t>开发参考</w:t>
-            </w:r>
-            <w:r>
-              <w:rPr>
-                <w:rFonts w:hint="eastAsia"/>
-                <w:sz w:val="24"/>
-              </w:rPr>
-              <w:t>模型、</w:t>
-            </w:r>
-            <w:r>
-              <w:rPr>
-                <w:rFonts w:hint="eastAsia"/>
-                <w:sz w:val="24"/>
-              </w:rPr>
-              <w:t>传输媒介、</w:t>
-            </w:r>
-            <w:r>
-              <w:rPr>
-                <w:rFonts w:hint="eastAsia"/>
-                <w:sz w:val="24"/>
-              </w:rPr>
-              <w:t>TCP/IP</w:t>
-            </w:r>
-            <w:r>
-              <w:rPr>
-                <w:rFonts w:hint="eastAsia"/>
-                <w:sz w:val="24"/>
-              </w:rPr>
-              <w:t>传输控制</w:t>
-            </w:r>
-            <w:r>
-              <w:rPr>
-                <w:rFonts w:hint="eastAsia"/>
-                <w:sz w:val="24"/>
-              </w:rPr>
-              <w:t>协议、</w:t>
-            </w:r>
-            <w:r>
-              <w:rPr>
-                <w:rFonts w:hint="eastAsia"/>
-                <w:sz w:val="24"/>
-              </w:rPr>
-              <w:t>IP</w:t>
-            </w:r>
-            <w:r>
-              <w:rPr>
-                <w:rFonts w:hint="eastAsia"/>
-                <w:sz w:val="24"/>
-              </w:rPr>
-              <w:t>地址及运用</w:t>
-            </w:r>
-            <w:r>
-              <w:rPr>
-                <w:rFonts w:hint="eastAsia"/>
-                <w:sz w:val="24"/>
-              </w:rPr>
-              <w:t>、路由算法</w:t>
-            </w:r>
-            <w:r>
-              <w:rPr>
-                <w:rFonts w:hint="eastAsia"/>
-                <w:sz w:val="24"/>
-              </w:rPr>
-              <w:t>运用及分析</w:t>
-            </w:r>
-            <w:r>
-              <w:rPr>
-                <w:rFonts w:hint="eastAsia"/>
-                <w:sz w:val="24"/>
-              </w:rPr>
-              <w:t>、差错控制</w:t>
-            </w:r>
-            <w:r>
-              <w:rPr>
-                <w:rFonts w:hint="eastAsia"/>
-                <w:sz w:val="24"/>
-              </w:rPr>
-              <w:t>、应用层常见服务</w:t>
-            </w:r>
-            <w:r>
-              <w:rPr>
-                <w:rFonts w:hint="eastAsia"/>
-                <w:sz w:val="24"/>
-              </w:rPr>
-              <w:t>及</w:t>
-            </w:r>
-            <w:r>
-              <w:rPr>
-                <w:rFonts w:hint="eastAsia"/>
-                <w:sz w:val="24"/>
-              </w:rPr>
-              <w:t>无线</w:t>
-            </w:r>
-            <w:r>
-              <w:rPr>
-                <w:rFonts w:hint="eastAsia"/>
-                <w:sz w:val="24"/>
-              </w:rPr>
-              <w:t>网络基础</w:t>
-            </w:r>
-            <w:r>
-              <w:rPr>
-                <w:rFonts w:hint="eastAsia"/>
-                <w:sz w:val="24"/>
-              </w:rPr>
-              <w:t>等核心内容，符合教学大纲要求。</w:t>
-            </w:r>
-          </w:p>
-          <w:p>
-            <w:pPr>
-              <w:spacing w:line="360" w:lineRule="auto"/>
-              <w:ind w:firstLineChars="200" w:firstLine="480"/>
-              <w:rPr>
-                <w:sz w:val="24"/>
-              </w:rPr>
-            </w:pPr>
-            <w:r>
-              <w:rPr>
-                <w:rFonts w:hint="eastAsia"/>
-                <w:sz w:val="24"/>
-              </w:rPr>
-              <w:t>试卷含</w:t>
-            </w:r>
-            <w:r>
-              <w:rPr>
-                <w:rFonts w:hint="eastAsia"/>
-                <w:sz w:val="24"/>
-              </w:rPr>
-              <w:t>20</w:t>
-            </w:r>
-            <w:r>
-              <w:rPr>
-                <w:rFonts w:hint="eastAsia"/>
-                <w:sz w:val="24"/>
-              </w:rPr>
-              <w:t>道单项选择、</w:t>
-            </w:r>
-            <w:r>
-              <w:rPr>
-                <w:rFonts w:hint="eastAsia"/>
-                <w:sz w:val="24"/>
-              </w:rPr>
-              <w:t>10</w:t>
-            </w:r>
-            <w:r>
-              <w:rPr>
-                <w:rFonts w:hint="eastAsia"/>
-                <w:sz w:val="24"/>
-              </w:rPr>
-              <w:t>道判断、</w:t>
-            </w:r>
-            <w:r>
-              <w:rPr>
-                <w:rFonts w:hint="eastAsia"/>
-                <w:sz w:val="24"/>
-              </w:rPr>
-              <w:t>5</w:t>
-            </w:r>
-            <w:r>
-              <w:rPr>
-                <w:rFonts w:hint="eastAsia"/>
-                <w:sz w:val="24"/>
-              </w:rPr>
-              <w:t>道名词解释、</w:t>
-            </w:r>
-            <w:r>
-              <w:rPr>
-                <w:rFonts w:hint="eastAsia"/>
-                <w:sz w:val="24"/>
-              </w:rPr>
-              <w:t>5</w:t>
-            </w:r>
-            <w:r>
-              <w:rPr>
-                <w:rFonts w:hint="eastAsia"/>
-                <w:sz w:val="24"/>
-              </w:rPr>
-              <w:t>道简答和</w:t>
-            </w:r>
-            <w:r>
-              <w:rPr>
-                <w:rFonts w:hint="eastAsia"/>
-                <w:sz w:val="24"/>
-              </w:rPr>
-              <w:t>2</w:t>
-            </w:r>
-            <w:r>
-              <w:rPr>
-                <w:rFonts w:hint="eastAsia"/>
-                <w:sz w:val="24"/>
-              </w:rPr>
-              <w:t>道综合题目。类型多样，内容全面，符合考试要求。</w:t>
-            </w:r>
-          </w:p>
-          <w:p>
-            <w:pPr>
-              <w:spacing w:line="360" w:lineRule="auto"/>
-              <w:ind w:firstLineChars="200" w:firstLine="480"/>
-              <w:rPr>
-                <w:sz w:val="24"/>
-              </w:rPr>
-            </w:pPr>
-            <w:r>
-              <w:rPr>
-                <w:rFonts w:hint="eastAsia"/>
-                <w:sz w:val="24"/>
-              </w:rPr>
-              <w:t>成绩</w:t>
-            </w:r>
-            <w:r>
-              <w:rPr>
-                <w:rFonts w:hint="eastAsia"/>
-                <w:sz w:val="24"/>
-              </w:rPr>
-              <w:t>整体</w:t>
-            </w:r>
-            <w:r>
-              <w:rPr>
-                <w:rFonts w:hint="eastAsia"/>
-                <w:sz w:val="24"/>
-              </w:rPr>
-              <w:t>分布呈正态趋势，中等成绩（</w:t>
-            </w:r>
-            <w:r>
-              <w:rPr>
-                <w:rFonts w:hint="eastAsia"/>
-                <w:sz w:val="24"/>
-              </w:rPr>
-              <w:t>70</w:t>
-            </w:r>
-            <w:r>
-              <w:rPr>
-                <w:rFonts w:hint="eastAsia"/>
-                <w:sz w:val="24"/>
-              </w:rPr>
-              <w:t>–</w:t>
-            </w:r>
-            <w:r>
-              <w:rPr>
-                <w:rFonts w:hint="eastAsia"/>
-                <w:sz w:val="24"/>
-              </w:rPr>
-              <w:t>85</w:t>
-            </w:r>
-            <w:r>
-              <w:rPr>
-                <w:rFonts w:hint="eastAsia"/>
-                <w:sz w:val="24"/>
-              </w:rPr>
-              <w:t>分）占比最高，高分与低分两端人数较少</w:t>
-            </w:r>
-            <w:r>
-              <w:rPr>
-                <w:rFonts w:hint="eastAsia"/>
-                <w:sz w:val="24"/>
-              </w:rPr>
-              <w:t>；</w:t>
-            </w:r>
-            <w:r>
-              <w:rPr>
-                <w:rFonts w:hint="eastAsia"/>
-                <w:sz w:val="24"/>
-              </w:rPr>
-              <w:t>难度适中。试卷区分度良好，高分组与低分组在综合应用题上差异显著。基础概念题多数学生掌握较好，但涉及子网划分、</w:t>
-            </w:r>
-            <w:r>
-              <w:rPr>
-                <w:rFonts w:hint="eastAsia"/>
-                <w:sz w:val="24"/>
-              </w:rPr>
-              <w:t>协议分析</w:t>
-            </w:r>
-            <w:r>
-              <w:rPr>
-                <w:rFonts w:hint="eastAsia"/>
-                <w:sz w:val="24"/>
-              </w:rPr>
-              <w:t>等抽象知识点，低分段学生错误率</w:t>
-            </w:r>
-            <w:r>
-              <w:rPr>
-                <w:rFonts w:hint="eastAsia"/>
-                <w:sz w:val="24"/>
-              </w:rPr>
-              <w:t>及空白率</w:t>
-            </w:r>
-            <w:r>
-              <w:rPr>
-                <w:rFonts w:hint="eastAsia"/>
-                <w:sz w:val="24"/>
-              </w:rPr>
-              <w:t>较高。</w:t>
+              <w:ind w:firstLineChars="200" w:firstLine="420"/>
+              <w:jc w:val="center"/>
+              <w:rPr>
+                <w:rFonts w:hint="eastAsia"/>
+                <w:sz w:val="24"/>
+              </w:rPr>
+            </w:pPr>
+            <w:r>
+              <w:rPr>
+                <w:noProof/>
+              </w:rPr>
+              <w:drawing>
+                <wp:inline distT="0" distB="0" distL="0" distR="0" wp14:anchorId="6030826D" wp14:editId="40087B32">
+                  <wp:extent cx="4647619" cy="2876190"/>
+                  <wp:effectExtent l="0" t="0" r="635" b="635"/>
+                  <wp:docPr id="918207064" name="图片 1"/>
+                  <wp:cNvGraphicFramePr>
+                    <a:graphicFrameLocks xmlns:a="http://schemas.openxmlformats.org/drawingml/2006/main" noChangeAspect="1"/>
+                  </wp:cNvGraphicFramePr>
+                  <a:graphic xmlns:a="http://schemas.openxmlformats.org/drawingml/2006/main">
+                    <a:graphicData uri="http://schemas.openxmlformats.org/drawingml/2006/picture">
+                      <pic:pic xmlns:pic="http://schemas.openxmlformats.org/drawingml/2006/picture">
+                        <pic:nvPicPr>
+                          <pic:cNvPr id="918207064" name=""/>
+                          <pic:cNvPicPr/>
+                        </pic:nvPicPr>
+                        <pic:blipFill>
+                          <a:blip r:embed="rId7"/>
+                          <a:stretch>
+                            <a:fillRect/>
+                          </a:stretch>
+                        </pic:blipFill>
+                        <pic:spPr>
+                          <a:xfrm>
+                            <a:off x="0" y="0"/>
+                            <a:ext cx="4647619" cy="2876190"/>
+                          </a:xfrm>
+                          <a:prstGeom prst="rect">
+                            <a:avLst/>
+                          </a:prstGeom>
+                        </pic:spPr>
+                      </pic:pic>
+                    </a:graphicData>
+                  </a:graphic>
+                </wp:inline>
+              </w:drawing>
             </w:r>
           </w:p>
           <w:p>
@@ -1139,7 +1190,7 @@
           </w:p>
           <w:p>
             <w:pPr>
-              <w:spacing w:line="360" w:lineRule="auto"/>
+              <w:spacing w:afterLines="50" w:after="156" w:line="360" w:lineRule="auto"/>
               <w:ind w:firstLineChars="200" w:firstLine="480"/>
               <w:rPr>
                 <w:sz w:val="24"/>
@@ -1218,7 +1269,7 @@
           </w:p>
           <w:p>
             <w:pPr>
-              <w:spacing w:line="360" w:lineRule="auto"/>
+              <w:spacing w:afterLines="50" w:after="156" w:line="360" w:lineRule="auto"/>
               <w:ind w:firstLineChars="200" w:firstLine="480"/>
               <w:rPr>
                 <w:sz w:val="24"/>
@@ -1229,6 +1280,7 @@
                 <w:rFonts w:hint="eastAsia"/>
                 <w:sz w:val="24"/>
               </w:rPr>
+              <w:lastRenderedPageBreak/>
               <w:t>教学内容</w:t>
             </w:r>
             <w:r>
@@ -1374,7 +1426,7 @@
           </w:p>
           <w:p>
             <w:pPr>
-              <w:spacing w:line="360" w:lineRule="auto"/>
+              <w:spacing w:afterLines="50" w:after="156" w:line="360" w:lineRule="auto"/>
               <w:ind w:firstLineChars="200" w:firstLine="480"/>
               <w:rPr>
                 <w:sz w:val="24"/>
@@ -1600,7 +1652,7 @@
           </w:p>
           <w:p>
             <w:pPr>
-              <w:spacing w:line="360" w:lineRule="auto"/>
+              <w:spacing w:afterLines="50" w:after="156" w:line="360" w:lineRule="auto"/>
               <w:ind w:firstLineChars="200" w:firstLine="480"/>
               <w:rPr>
                 <w:sz w:val="24"/>
@@ -2156,14 +2208,6 @@
                 <w:sz w:val="24"/>
               </w:rPr>
             </w:pPr>
-          </w:p>
-          <w:p>
-            <w:pPr>
-              <w:spacing w:line="360" w:lineRule="auto"/>
-              <w:rPr>
-                <w:sz w:val="24"/>
-              </w:rPr>
-            </w:pPr>
             <w:r>
               <w:rPr>
                 <w:rFonts w:hint="eastAsia"/>
@@ -2254,6 +2298,7 @@
                 <w:rFonts w:hint="eastAsia"/>
                 <w:sz w:val="24"/>
               </w:rPr>
+              <w:lastRenderedPageBreak/>
               <w:t>四　教研室意见：</w:t>
             </w:r>
           </w:p>
@@ -2398,7 +2443,7 @@
     </w:tbl>
     <w:p/>
     <w:sectPr>
-      <w:headerReference w:type="default" r:id="rId7"/>
+      <w:headerReference w:type="default" r:id="rId8"/>
       <w:pgSz w:w="11906" w:h="16838"/>
       <w:pgMar w:top="1440" w:right="1800" w:bottom="1440" w:left="1800" w:header="851" w:footer="992" w:gutter="0"/>
       <w:cols w:space="720"/>
